--- a/data/revised_2026-10_full/outputs/v2/Biology/SS1.2_Chemicals_of_Life/Biology_Chemicals_of_Life_FinalExplanation_TeacherKey.docx
+++ b/data/revised_2026-10_full/outputs/v2/Biology/SS1.2_Chemicals_of_Life/Biology_Chemicals_of_Life_FinalExplanation_TeacherKey.docx
@@ -2602,7 +2602,7 @@
         </w:rPr>
         <w:t xml:space="preserve">© 2026 SeaVuria and ARES. This work is licensed under a </w:t>
       </w:r>
-      <w:hyperlink w:history="1" r:id="rIdb5jgqyfig1tr1kp5oneja">
+      <w:hyperlink w:history="1" r:id="rIdyufokpmegvbgzmmatpmrh">
         <w:r>
           <w:rPr>
             <w:rFonts w:ascii="Arial" w:cs="Arial" w:eastAsia="Arial" w:hAnsi="Arial"/>
@@ -2622,7 +2622,7 @@
         </w:rPr>
         <w:t xml:space="preserve"> (</w:t>
       </w:r>
-      <w:hyperlink w:history="1" r:id="rIdvnzt4zi8urpk0jucm-zkx">
+      <w:hyperlink w:history="1" r:id="rId8ow06jkgmix4it0hk1j-o">
         <w:r>
           <w:rPr>
             <w:rFonts w:ascii="Arial" w:cs="Arial" w:eastAsia="Arial" w:hAnsi="Arial"/>
@@ -2642,7 +2642,7 @@
         </w:rPr>
         <w:t xml:space="preserve">). To view a copy of this license, visit </w:t>
       </w:r>
-      <w:hyperlink w:history="1" r:id="rIdmonty08avkkiyp_6t62lm">
+      <w:hyperlink w:history="1" r:id="rId7u8pjlyx9kj7m1sjc4ukr">
         <w:r>
           <w:rPr>
             <w:rFonts w:ascii="Arial" w:cs="Arial" w:eastAsia="Arial" w:hAnsi="Arial"/>
